--- a/conteudo-assistente/Canais de Atendimento.docx
+++ b/conteudo-assistente/Canais de Atendimento.docx
@@ -41,7 +41,7 @@
           <w:pgNumType w:start="1"/>
         </w:sectPr>
       </w:pPr>
-      <w:bookmarkStart w:colFirst="0" w:colLast="0" w:name="_msvlqvkj7m3s" w:id="0"/>
+      <w:bookmarkStart w:colFirst="0" w:colLast="0" w:name="_a6p7brvuiuuf" w:id="0"/>
       <w:bookmarkEnd w:id="0"/>
       <w:r>
         <w:rPr>
@@ -71,39 +71,14 @@
     <w:p>
       <w:pPr>
         <w:rPr>
-          <w:rFonts w:ascii="Times New Roman" w:cs="Times New Roman" w:eastAsia="Times New Roman" w:hAnsi="Times New Roman"/>
-          <w:b w:val="1"/>
-          <w:bCs w:val="1"/>
-          <w:sz w:val="56"/>
-          <w:szCs w:val="56"/>
-        </w:rPr>
-      </w:pPr>
-      <w:r>
-        <w:rPr>
-          <w:rFonts w:ascii="Times New Roman" w:cs="Times New Roman" w:eastAsia="Times New Roman" w:hAnsi="Times New Roman"/>
-          <w:b w:val="1"/>
-          <w:bCs w:val="1"/>
-          <w:sz w:val="56"/>
-          <w:szCs w:val="56"/>
-          <w:rtl w:val="0"/>
-        </w:rPr>
-        <w:t xml:space="preserve">Canais de Atendimento</w:t>
-      </w:r>
-    </w:p>
-    <w:p>
-      <w:pPr>
-        <w:rPr>
           <w:sz w:val="34"/>
           <w:szCs w:val="34"/>
         </w:rPr>
       </w:pPr>
       <w:r>
         <w:rPr>
-          <w:sz w:val="34"/>
-          <w:szCs w:val="34"/>
-          <w:rtl w:val="0"/>
-        </w:rPr>
-        <w:t xml:space="preserve"> </w:t>
+          <w:rtl w:val="0"/>
+        </w:rPr>
       </w:r>
     </w:p>
     <w:p>

--- a/conteudo-assistente/Canais de Atendimento.docx
+++ b/conteudo-assistente/Canais de Atendimento.docx
@@ -41,7 +41,7 @@
           <w:pgNumType w:start="1"/>
         </w:sectPr>
       </w:pPr>
-      <w:bookmarkStart w:colFirst="0" w:colLast="0" w:name="_a6p7brvuiuuf" w:id="0"/>
+      <w:bookmarkStart w:colFirst="0" w:colLast="0" w:name="_9nghb3yy6a1i" w:id="0"/>
       <w:bookmarkEnd w:id="0"/>
       <w:r>
         <w:rPr>
